--- a/aia-website/public/cv/Elios_Scoglio_CV_TeamLeader.docx
+++ b/aia-website/public/cv/Elios_Scoglio_CV_TeamLeader.docx
@@ -6,6 +6,14 @@
       <w:tblPr>
         <w:tblW w:w="0" w:type="auto"/>
         <w:tblLook w:val="04A0" w:firstRow="1" w:lastRow="0" w:firstColumn="1" w:lastColumn="0" w:noHBand="0" w:noVBand="1"/>
+        <w:tblBorders>
+          <w:top w:val="none" w:sz="0" w:space="0" w:color="auto"/>
+          <w:left w:val="none" w:sz="0" w:space="0" w:color="auto"/>
+          <w:bottom w:val="none" w:sz="0" w:space="0" w:color="auto"/>
+          <w:right w:val="none" w:sz="0" w:space="0" w:color="auto"/>
+          <w:insideH w:val="none" w:sz="0" w:space="0" w:color="auto"/>
+          <w:insideV w:val="none" w:sz="0" w:space="0" w:color="auto"/>
+        </w:tblBorders>
       </w:tblPr>
       <w:tblGrid>
         <w:gridCol w:w="1827"/>
@@ -19,25 +27,76 @@
           <w:tcPr>
             <w:tcW w:w="6120" w:type="dxa"/>
             <w:gridSpan w:val="3"/>
-            <w:shd w:val="clear" w:color="auto" w:fill="0F172A"/>
+            <w:shd w:fill="0F172A" w:val="clear"/>
           </w:tcPr>
           <w:p>
+            <w:pPr>
+              <w:spacing w:after="80"/>
+              <w:jc w:val="left"/>
+            </w:pPr>
+            <w:r>
+              <w:drawing>
+                <wp:inline xmlns:a="http://schemas.openxmlformats.org/drawingml/2006/main" xmlns:pic="http://schemas.openxmlformats.org/drawingml/2006/picture">
+                  <wp:extent cx="900000" cy="572727"/>
+                  <wp:docPr id="1" name="Picture 1"/>
+                  <wp:cNvGraphicFramePr>
+                    <a:graphicFrameLocks noChangeAspect="1"/>
+                  </wp:cNvGraphicFramePr>
+                  <a:graphic>
+                    <a:graphicData uri="http://schemas.openxmlformats.org/drawingml/2006/picture">
+                      <pic:pic>
+                        <pic:nvPicPr>
+                          <pic:cNvPr id="0" name="logo-108-mark.png"/>
+                          <pic:cNvPicPr/>
+                        </pic:nvPicPr>
+                        <pic:blipFill>
+                          <a:blip r:embed="rId8"/>
+                          <a:stretch>
+                            <a:fillRect/>
+                          </a:stretch>
+                        </pic:blipFill>
+                        <pic:spPr>
+                          <a:xfrm>
+                            <a:off x="0" y="0"/>
+                            <a:ext cx="900000" cy="572727"/>
+                          </a:xfrm>
+                          <a:prstGeom prst="rect"/>
+                        </pic:spPr>
+                      </pic:pic>
+                    </a:graphicData>
+                  </a:graphic>
+                </wp:inline>
+              </w:drawing>
+            </w:r>
+          </w:p>
+          <w:p>
+            <w:pPr>
+              <w:spacing w:after="100"/>
+            </w:pPr>
+          </w:p>
+          <w:p>
+            <w:pPr>
+              <w:spacing w:before="80" w:after="40"/>
+            </w:pPr>
             <w:r>
               <w:rPr>
+                <w:rFonts w:ascii="Segoe UI" w:hAnsi="Segoe UI"/>
                 <w:b/>
                 <w:color w:val="FFFFFF"/>
-                <w:sz w:val="48"/>
+                <w:sz w:val="52"/>
               </w:rPr>
               <w:t>ELIOS SCOGLIO</w:t>
             </w:r>
           </w:p>
           <w:p>
             <w:pPr>
-              <w:spacing w:before="40" w:after="80"/>
+              <w:spacing w:before="80" w:after="40"/>
             </w:pPr>
             <w:r>
               <w:rPr>
-                <w:color w:val="DDD6FE"/>
+                <w:rFonts w:ascii="Segoe UI" w:hAnsi="Segoe UI"/>
+                <w:color w:val="A78BFA"/>
+                <w:sz w:val="22"/>
               </w:rPr>
               <w:t>Principal Software Engineer  ·  Team Leader  ·  AI / LLM Builder</w:t>
             </w:r>
@@ -47,44 +106,47 @@
           <w:tcPr>
             <w:tcW w:w="5504" w:type="dxa"/>
             <w:gridSpan w:val="2"/>
-            <w:shd w:val="clear" w:color="auto" w:fill="0F172A"/>
+            <w:shd w:fill="0F172A" w:val="clear"/>
           </w:tcPr>
           <w:p>
             <w:pPr>
+              <w:spacing w:before="80" w:after="40"/>
               <w:jc w:val="right"/>
             </w:pPr>
             <w:r>
               <w:rPr>
-                <w:color w:val="DDD6FE"/>
-                <w:sz w:val="18"/>
+                <w:rFonts w:ascii="Segoe UI" w:hAnsi="Segoe UI"/>
+                <w:color w:val="A78BFA"/>
+                <w:sz w:val="22"/>
               </w:rPr>
               <w:t>Settimo Milanese (MI), Italy</w:t>
             </w:r>
             <w:r>
               <w:rPr>
-                <w:color w:val="DDD6FE"/>
-                <w:sz w:val="18"/>
+                <w:rFonts w:ascii="Segoe UI" w:hAnsi="Segoe UI"/>
+                <w:color w:val="A78BFA"/>
+                <w:sz w:val="22"/>
               </w:rPr>
               <w:br/>
               <w:t>info@108vision.it  ·  +39 347 0684311</w:t>
             </w:r>
             <w:r>
               <w:rPr>
-                <w:color w:val="DDD6FE"/>
-                <w:sz w:val="18"/>
+                <w:rFonts w:ascii="Segoe UI" w:hAnsi="Segoe UI"/>
+                <w:color w:val="A78BFA"/>
+                <w:sz w:val="22"/>
               </w:rPr>
               <w:br/>
               <w:t>linkedin.com/in/elios-scoglio-44128913/</w:t>
             </w:r>
             <w:r>
               <w:rPr>
-                <w:color w:val="DDD6FE"/>
-                <w:sz w:val="18"/>
+                <w:rFonts w:ascii="Segoe UI" w:hAnsi="Segoe UI"/>
+                <w:color w:val="A78BFA"/>
+                <w:sz w:val="22"/>
               </w:rPr>
               <w:br/>
               <w:t>github.com/fuzzy77</w:t>
-              <w:br/>
-              <w:t>www.108vision.it/profilo/team-leader</w:t>
               <w:br/>
               <w:t>www.108vision.it/profilo/team-leader</w:t>
             </w:r>
@@ -98,28 +160,31 @@
             <w:tcBorders>
               <w:top w:val="single" w:sz="4" w:space="0" w:color="1659C5"/>
             </w:tcBorders>
-            <w:shd w:val="clear" w:color="auto" w:fill="1E293B"/>
+            <w:shd w:fill="1E293B" w:val="clear"/>
           </w:tcPr>
           <w:p>
             <w:pPr>
+              <w:spacing w:before="120" w:after="120"/>
               <w:jc w:val="center"/>
             </w:pPr>
             <w:r>
               <w:rPr>
+                <w:rFonts w:ascii="Segoe UI" w:hAnsi="Segoe UI"/>
                 <w:b/>
                 <w:color w:val="A78BFA"/>
-                <w:sz w:val="28"/>
+                <w:sz w:val="30"/>
               </w:rPr>
               <w:t>20+</w:t>
             </w:r>
           </w:p>
           <w:p>
             <w:pPr>
-              <w:spacing w:after="60"/>
+              <w:spacing w:after="120" w:before="120"/>
               <w:jc w:val="center"/>
             </w:pPr>
             <w:r>
               <w:rPr>
+                <w:rFonts w:ascii="Segoe UI" w:hAnsi="Segoe UI"/>
                 <w:color w:val="DDD6FE"/>
                 <w:sz w:val="17"/>
               </w:rPr>
@@ -133,28 +198,31 @@
             <w:tcBorders>
               <w:top w:val="single" w:sz="4" w:space="0" w:color="1659C5"/>
             </w:tcBorders>
-            <w:shd w:val="clear" w:color="auto" w:fill="1E293B"/>
+            <w:shd w:fill="1E293B" w:val="clear"/>
           </w:tcPr>
           <w:p>
             <w:pPr>
+              <w:spacing w:before="120" w:after="120"/>
               <w:jc w:val="center"/>
             </w:pPr>
             <w:r>
               <w:rPr>
+                <w:rFonts w:ascii="Segoe UI" w:hAnsi="Segoe UI"/>
                 <w:b/>
                 <w:color w:val="A78BFA"/>
-                <w:sz w:val="28"/>
+                <w:sz w:val="30"/>
               </w:rPr>
               <w:t>+30%</w:t>
             </w:r>
           </w:p>
           <w:p>
             <w:pPr>
-              <w:spacing w:after="60"/>
+              <w:spacing w:after="120" w:before="120"/>
               <w:jc w:val="center"/>
             </w:pPr>
             <w:r>
               <w:rPr>
+                <w:rFonts w:ascii="Segoe UI" w:hAnsi="Segoe UI"/>
                 <w:color w:val="DDD6FE"/>
                 <w:sz w:val="17"/>
               </w:rPr>
@@ -168,28 +236,31 @@
             <w:tcBorders>
               <w:top w:val="single" w:sz="4" w:space="0" w:color="1659C5"/>
             </w:tcBorders>
-            <w:shd w:val="clear" w:color="auto" w:fill="1E293B"/>
+            <w:shd w:fill="1E293B" w:val="clear"/>
           </w:tcPr>
           <w:p>
             <w:pPr>
+              <w:spacing w:before="120" w:after="120"/>
               <w:jc w:val="center"/>
             </w:pPr>
             <w:r>
               <w:rPr>
+                <w:rFonts w:ascii="Segoe UI" w:hAnsi="Segoe UI"/>
                 <w:b/>
                 <w:color w:val="A78BFA"/>
-                <w:sz w:val="28"/>
+                <w:sz w:val="30"/>
               </w:rPr>
               <w:t>98%</w:t>
             </w:r>
           </w:p>
           <w:p>
             <w:pPr>
-              <w:spacing w:after="60"/>
+              <w:spacing w:after="120" w:before="120"/>
               <w:jc w:val="center"/>
             </w:pPr>
             <w:r>
               <w:rPr>
+                <w:rFonts w:ascii="Segoe UI" w:hAnsi="Segoe UI"/>
                 <w:color w:val="DDD6FE"/>
                 <w:sz w:val="17"/>
               </w:rPr>
@@ -203,28 +274,31 @@
             <w:tcBorders>
               <w:top w:val="single" w:sz="4" w:space="0" w:color="1659C5"/>
             </w:tcBorders>
-            <w:shd w:val="clear" w:color="auto" w:fill="1E293B"/>
+            <w:shd w:fill="1E293B" w:val="clear"/>
           </w:tcPr>
           <w:p>
             <w:pPr>
+              <w:spacing w:before="120" w:after="120"/>
               <w:jc w:val="center"/>
             </w:pPr>
             <w:r>
               <w:rPr>
+                <w:rFonts w:ascii="Segoe UI" w:hAnsi="Segoe UI"/>
                 <w:b/>
                 <w:color w:val="A78BFA"/>
-                <w:sz w:val="28"/>
+                <w:sz w:val="30"/>
               </w:rPr>
               <w:t>+400%</w:t>
             </w:r>
           </w:p>
           <w:p>
             <w:pPr>
-              <w:spacing w:after="60"/>
+              <w:spacing w:after="120" w:before="120"/>
               <w:jc w:val="center"/>
             </w:pPr>
             <w:r>
               <w:rPr>
+                <w:rFonts w:ascii="Segoe UI" w:hAnsi="Segoe UI"/>
                 <w:color w:val="DDD6FE"/>
                 <w:sz w:val="17"/>
               </w:rPr>
@@ -238,28 +312,31 @@
             <w:tcBorders>
               <w:top w:val="single" w:sz="4" w:space="0" w:color="1659C5"/>
             </w:tcBorders>
-            <w:shd w:val="clear" w:color="auto" w:fill="1E293B"/>
+            <w:shd w:fill="1E293B" w:val="clear"/>
           </w:tcPr>
           <w:p>
             <w:pPr>
+              <w:spacing w:before="120" w:after="120"/>
               <w:jc w:val="center"/>
             </w:pPr>
             <w:r>
               <w:rPr>
+                <w:rFonts w:ascii="Segoe UI" w:hAnsi="Segoe UI"/>
                 <w:b/>
                 <w:color w:val="A78BFA"/>
-                <w:sz w:val="28"/>
+                <w:sz w:val="30"/>
               </w:rPr>
               <w:t>+50%</w:t>
             </w:r>
           </w:p>
           <w:p>
             <w:pPr>
-              <w:spacing w:after="60"/>
+              <w:spacing w:after="120" w:before="120"/>
               <w:jc w:val="center"/>
             </w:pPr>
             <w:r>
               <w:rPr>
+                <w:rFonts w:ascii="Segoe UI" w:hAnsi="Segoe UI"/>
                 <w:color w:val="DDD6FE"/>
                 <w:sz w:val="17"/>
               </w:rPr>
@@ -271,7 +348,7 @@
     </w:tbl>
     <w:p>
       <w:pPr>
-        <w:spacing w:before="80" w:after="0"/>
+        <w:spacing w:before="80" w:after="80"/>
       </w:pPr>
     </w:p>
     <w:p>
@@ -279,12 +356,13 @@
         <w:pBdr>
           <w:bottom w:val="single" w:sz="8" w:space="2" w:color="1659C5"/>
         </w:pBdr>
-        <w:spacing w:before="200" w:after="40"/>
+        <w:spacing w:before="200" w:after="80"/>
       </w:pPr>
       <w:r>
         <w:rPr>
+          <w:rFonts w:ascii="Segoe UI" w:hAnsi="Segoe UI"/>
           <w:b/>
-          <w:color w:val="1659C5"/>
+          <w:color w:val="0F172A"/>
         </w:rPr>
         <w:t>PROFESSIONAL SUMMARY</w:t>
       </w:r>
@@ -295,6 +373,7 @@
       </w:pPr>
       <w:r>
         <w:rPr>
+          <w:rFonts w:ascii="Segoe UI" w:hAnsi="Segoe UI"/>
           <w:color w:val="1E2A40"/>
           <w:sz w:val="21"/>
         </w:rPr>
@@ -302,6 +381,7 @@
       </w:r>
       <w:r>
         <w:rPr>
+          <w:rFonts w:ascii="Segoe UI" w:hAnsi="Segoe UI"/>
           <w:color w:val="1E2A40"/>
           <w:sz w:val="21"/>
         </w:rPr>
@@ -309,6 +389,7 @@
       </w:r>
       <w:r>
         <w:rPr>
+          <w:rFonts w:ascii="Segoe UI" w:hAnsi="Segoe UI"/>
           <w:color w:val="1E2A40"/>
           <w:sz w:val="21"/>
         </w:rPr>
@@ -317,6 +398,7 @@
       </w:r>
       <w:r>
         <w:rPr>
+          <w:rFonts w:ascii="Segoe UI" w:hAnsi="Segoe UI"/>
           <w:color w:val="1E2A40"/>
           <w:sz w:val="21"/>
         </w:rPr>
@@ -324,6 +406,7 @@
       </w:r>
       <w:r>
         <w:rPr>
+          <w:rFonts w:ascii="Segoe UI" w:hAnsi="Segoe UI"/>
           <w:color w:val="1E2A40"/>
           <w:sz w:val="21"/>
         </w:rPr>
@@ -336,12 +419,13 @@
         <w:pBdr>
           <w:bottom w:val="single" w:sz="8" w:space="2" w:color="1659C5"/>
         </w:pBdr>
-        <w:spacing w:before="200" w:after="40"/>
+        <w:spacing w:before="200" w:after="80"/>
       </w:pPr>
       <w:r>
         <w:rPr>
+          <w:rFonts w:ascii="Segoe UI" w:hAnsi="Segoe UI"/>
           <w:b/>
-          <w:color w:val="1659C5"/>
+          <w:color w:val="0F172A"/>
         </w:rPr>
         <w:t>AI &amp; LLM ENGINEERING JOURNEY — FROM FIRST EXPERIMENTS TO PRODUCTION</w:t>
       </w:r>
@@ -350,6 +434,14 @@
       <w:tblPr>
         <w:tblW w:w="0" w:type="auto"/>
         <w:tblLook w:val="04A0" w:firstRow="1" w:lastRow="0" w:firstColumn="1" w:lastColumn="0" w:noHBand="0" w:noVBand="1"/>
+        <w:tblBorders>
+          <w:top w:val="none" w:sz="0" w:space="0" w:color="auto"/>
+          <w:left w:val="none" w:sz="0" w:space="0" w:color="auto"/>
+          <w:bottom w:val="none" w:sz="0" w:space="0" w:color="auto"/>
+          <w:right w:val="none" w:sz="0" w:space="0" w:color="auto"/>
+          <w:insideH w:val="none" w:sz="0" w:space="0" w:color="auto"/>
+          <w:insideV w:val="none" w:sz="0" w:space="0" w:color="auto"/>
+        </w:tblBorders>
       </w:tblPr>
       <w:tblGrid>
         <w:gridCol w:w="3400"/>
@@ -363,27 +455,32 @@
             <w:tcBorders>
               <w:top w:val="single" w:sz="4" w:space="0" w:color="1659C5"/>
             </w:tcBorders>
-            <w:shd w:val="clear" w:color="auto" w:fill="EBF2FF"/>
+            <w:shd w:fill="F5F3FF" w:val="clear"/>
           </w:tcPr>
           <w:p>
+            <w:pPr>
+              <w:spacing w:before="80" w:after="80"/>
+            </w:pPr>
             <w:r>
               <w:rPr>
+                <w:rFonts w:ascii="Segoe UI" w:hAnsi="Segoe UI"/>
                 <w:b/>
-                <w:color w:val="1E2A40"/>
-                <w:sz w:val="18"/>
+                <w:color w:val="0F172A"/>
+                <w:sz w:val="17"/>
               </w:rPr>
               <w:t>2019–2024 · Toscano Immobiliare</w:t>
             </w:r>
           </w:p>
           <w:p>
             <w:pPr>
-              <w:spacing w:before="20" w:after="40"/>
+              <w:spacing w:before="80" w:after="80"/>
             </w:pPr>
             <w:r>
               <w:rPr>
+                <w:rFonts w:ascii="Segoe UI" w:hAnsi="Segoe UI"/>
                 <w:b/>
                 <w:i/>
-                <w:color w:val="1659C5"/>
+                <w:color w:val="0F172A"/>
                 <w:sz w:val="18"/>
               </w:rPr>
               <w:t>Early AI &amp; ML</w:t>
@@ -391,12 +488,13 @@
           </w:p>
           <w:p>
             <w:pPr>
-              <w:spacing w:after="80"/>
+              <w:spacing w:after="80" w:before="80"/>
             </w:pPr>
             <w:r>
               <w:rPr>
-                <w:color w:val="1E2A40"/>
-                <w:sz w:val="18"/>
+                <w:rFonts w:ascii="Segoe UI" w:hAnsi="Segoe UI"/>
+                <w:color w:val="334155"/>
+                <w:sz w:val="17"/>
               </w:rPr>
               <w:t>Azure Cognitive Services: OCR on property contracts, image tagging &amp; multilingual search. scikit-learn valuation models trained on transaction data. Azure OpenAI GPT-3 experiments for automated listing descriptions. Embedding-based semantic property search.</w:t>
             </w:r>
@@ -408,27 +506,32 @@
             <w:tcBorders>
               <w:top w:val="single" w:sz="4" w:space="0" w:color="1659C5"/>
             </w:tcBorders>
-            <w:shd w:val="clear" w:color="auto" w:fill="E8F5E9"/>
+            <w:shd w:fill="F5F3FF" w:val="clear"/>
           </w:tcPr>
           <w:p>
+            <w:pPr>
+              <w:spacing w:before="80" w:after="80"/>
+            </w:pPr>
             <w:r>
               <w:rPr>
+                <w:rFonts w:ascii="Segoe UI" w:hAnsi="Segoe UI"/>
                 <w:b/>
-                <w:color w:val="1E2A40"/>
-                <w:sz w:val="18"/>
+                <w:color w:val="0F172A"/>
+                <w:sz w:val="17"/>
               </w:rPr>
               <w:t>2024–2025 · Aruba S.p.A.</w:t>
             </w:r>
           </w:p>
           <w:p>
             <w:pPr>
-              <w:spacing w:before="20" w:after="40"/>
+              <w:spacing w:before="80" w:after="80"/>
             </w:pPr>
             <w:r>
               <w:rPr>
+                <w:rFonts w:ascii="Segoe UI" w:hAnsi="Segoe UI"/>
                 <w:b/>
                 <w:i/>
-                <w:color w:val="1659C5"/>
+                <w:color w:val="0F172A"/>
                 <w:sz w:val="18"/>
               </w:rPr>
               <w:t>AI-Augmented DevOps</w:t>
@@ -436,12 +539,13 @@
           </w:p>
           <w:p>
             <w:pPr>
-              <w:spacing w:after="80"/>
+              <w:spacing w:after="80" w:before="80"/>
             </w:pPr>
             <w:r>
               <w:rPr>
-                <w:color w:val="1E2A40"/>
-                <w:sz w:val="18"/>
+                <w:rFonts w:ascii="Segoe UI" w:hAnsi="Segoe UI"/>
+                <w:color w:val="334155"/>
+                <w:sz w:val="17"/>
               </w:rPr>
               <w:t>LLM-powered CI/CD pipeline intelligence (Python + GitHub Actions). Automated code quality checks via LLM diff analysis. LLM-assisted data migration tooling and operational scripts.</w:t>
             </w:r>
@@ -453,27 +557,32 @@
             <w:tcBorders>
               <w:top w:val="single" w:sz="4" w:space="0" w:color="1659C5"/>
             </w:tcBorders>
-            <w:shd w:val="clear" w:color="auto" w:fill="FFF8E1"/>
+            <w:shd w:fill="F5F3FF" w:val="clear"/>
           </w:tcPr>
           <w:p>
+            <w:pPr>
+              <w:spacing w:before="80" w:after="80"/>
+            </w:pPr>
             <w:r>
               <w:rPr>
+                <w:rFonts w:ascii="Segoe UI" w:hAnsi="Segoe UI"/>
                 <w:b/>
-                <w:color w:val="1E2A40"/>
-                <w:sz w:val="18"/>
+                <w:color w:val="0F172A"/>
+                <w:sz w:val="17"/>
               </w:rPr>
               <w:t>2025–Present · TicketOne</w:t>
             </w:r>
           </w:p>
           <w:p>
             <w:pPr>
-              <w:spacing w:before="20" w:after="40"/>
+              <w:spacing w:before="80" w:after="80"/>
             </w:pPr>
             <w:r>
               <w:rPr>
+                <w:rFonts w:ascii="Segoe UI" w:hAnsi="Segoe UI"/>
                 <w:b/>
                 <w:i/>
-                <w:color w:val="1659C5"/>
+                <w:color w:val="0F172A"/>
                 <w:sz w:val="18"/>
               </w:rPr>
               <w:t>Production Multi-Agent LLM</w:t>
@@ -481,12 +590,13 @@
           </w:p>
           <w:p>
             <w:pPr>
-              <w:spacing w:after="80"/>
+              <w:spacing w:after="80" w:before="80"/>
             </w:pPr>
             <w:r>
               <w:rPr>
-                <w:color w:val="1E2A40"/>
-                <w:sz w:val="18"/>
+                <w:rFonts w:ascii="Segoe UI" w:hAnsi="Segoe UI"/>
+                <w:color w:val="334155"/>
+                <w:sz w:val="17"/>
               </w:rPr>
               <w:t>Multi-agent pipeline (Analyst→Architect→Dev→QA) on AWS Bedrock + Anthropic SDK — cost-routed by task complexity. AI CI/CD quality gate: PII / anti-pattern / resilience detection on every MR. RCA agent correlating distributed log streams. Automated test generation ≥80% coverage.</w:t>
             </w:r>
@@ -496,7 +606,7 @@
     </w:tbl>
     <w:p>
       <w:pPr>
-        <w:spacing w:before="40" w:after="0"/>
+        <w:spacing w:before="40" w:after="80"/>
       </w:pPr>
     </w:p>
     <w:p>
@@ -504,29 +614,32 @@
         <w:pBdr>
           <w:bottom w:val="single" w:sz="8" w:space="2" w:color="1659C5"/>
         </w:pBdr>
-        <w:spacing w:before="200" w:after="40"/>
+        <w:spacing w:before="200" w:after="80"/>
       </w:pPr>
       <w:r>
         <w:rPr>
+          <w:rFonts w:ascii="Segoe UI" w:hAnsi="Segoe UI"/>
           <w:b/>
-          <w:color w:val="1659C5"/>
+          <w:color w:val="0F172A"/>
         </w:rPr>
         <w:t>WORK EXPERIENCE</w:t>
       </w:r>
     </w:p>
     <w:p>
       <w:pPr>
-        <w:spacing w:before="120" w:after="0"/>
+        <w:spacing w:before="120" w:after="80"/>
       </w:pPr>
       <w:r>
         <w:rPr>
+          <w:rFonts w:ascii="Segoe UI" w:hAnsi="Segoe UI"/>
           <w:b/>
-          <w:color w:val="1E2A40"/>
+          <w:color w:val="0F172A"/>
         </w:rPr>
         <w:t>TicketOne (CTS Eventim Group)</w:t>
       </w:r>
       <w:r>
         <w:rPr>
+          <w:rFonts w:ascii="Segoe UI" w:hAnsi="Segoe UI"/>
           <w:i/>
           <w:color w:val="555555"/>
           <w:sz w:val="20"/>
@@ -536,31 +649,34 @@
     </w:p>
     <w:p>
       <w:pPr>
-        <w:spacing w:after="0"/>
+        <w:spacing w:after="80"/>
       </w:pPr>
       <w:r>
         <w:rPr>
+          <w:rFonts w:ascii="Segoe UI" w:hAnsi="Segoe UI"/>
           <w:b/>
-          <w:color w:val="2E4060"/>
-          <w:sz w:val="20"/>
+          <w:color w:val="0F172A"/>
+          <w:sz w:val="21"/>
         </w:rPr>
         <w:t xml:space="preserve">Head of Software Architecture &amp; Development  </w:t>
       </w:r>
       <w:r>
         <w:rPr>
+          <w:rFonts w:ascii="Segoe UI" w:hAnsi="Segoe UI"/>
           <w:b/>
-          <w:color w:val="2E4060"/>
-          <w:sz w:val="20"/>
+          <w:color w:val="0F172A"/>
+          <w:sz w:val="21"/>
         </w:rPr>
         <w:t>|  AI / LLM Platform Builder</w:t>
       </w:r>
     </w:p>
     <w:p>
       <w:pPr>
-        <w:spacing w:after="0"/>
+        <w:spacing w:after="80"/>
       </w:pPr>
       <w:r>
         <w:rPr>
+          <w:rFonts w:ascii="Segoe UI" w:hAnsi="Segoe UI"/>
           <w:i/>
           <w:color w:val="666666"/>
           <w:sz w:val="20"/>
@@ -570,26 +686,28 @@
     </w:p>
     <w:p>
       <w:pPr>
-        <w:spacing w:before="20" w:after="40"/>
+        <w:spacing w:before="20" w:after="80"/>
       </w:pPr>
       <w:r>
         <w:rPr>
+          <w:rFonts w:ascii="Segoe UI" w:hAnsi="Segoe UI"/>
           <w:i/>
           <w:color w:val="555555"/>
-          <w:sz w:val="19"/>
+          <w:sz w:val="20"/>
         </w:rPr>
         <w:t>C# .NET 8  ·  Java 21 Spring Boot  ·  Angular 17+  ·  Python  ·  TypeScript  ·  Claude/AWS Bedrock  ·  Multi-Agent LLM  ·  Kafka  ·  Kubernetes  ·  gRPC  ·  OpenTelemetry  ·  Docker  ·  GitLab CI</w:t>
       </w:r>
     </w:p>
     <w:p>
       <w:pPr>
-        <w:spacing w:before="80" w:after="20"/>
+        <w:spacing w:before="80" w:after="80"/>
       </w:pPr>
       <w:r>
         <w:rPr>
+          <w:rFonts w:ascii="Segoe UI" w:hAnsi="Segoe UI"/>
           <w:b/>
-          <w:color w:val="2E4060"/>
-          <w:sz w:val="20"/>
+          <w:color w:val="0F172A"/>
+          <w:sz w:val="21"/>
         </w:rPr>
         <w:t>Hands-On Development &amp; AI Engineering</w:t>
       </w:r>
@@ -597,11 +715,12 @@
     <w:p>
       <w:pPr>
         <w:pStyle w:val="Puntoelenco"/>
-        <w:spacing w:after="20"/>
+        <w:spacing w:after="80"/>
         <w:ind w:left="283" w:hanging="227"/>
       </w:pPr>
       <w:r>
         <w:rPr>
+          <w:rFonts w:ascii="Segoe UI" w:hAnsi="Segoe UI"/>
           <w:color w:val="1E2A40"/>
           <w:sz w:val="20"/>
         </w:rPr>
@@ -611,11 +730,12 @@
     <w:p>
       <w:pPr>
         <w:pStyle w:val="Puntoelenco"/>
-        <w:spacing w:after="20"/>
+        <w:spacing w:after="80"/>
         <w:ind w:left="283" w:hanging="227"/>
       </w:pPr>
       <w:r>
         <w:rPr>
+          <w:rFonts w:ascii="Segoe UI" w:hAnsi="Segoe UI"/>
           <w:color w:val="1E2A40"/>
           <w:sz w:val="20"/>
         </w:rPr>
@@ -625,11 +745,12 @@
     <w:p>
       <w:pPr>
         <w:pStyle w:val="Puntoelenco"/>
-        <w:spacing w:after="20"/>
+        <w:spacing w:after="80"/>
         <w:ind w:left="283" w:hanging="227"/>
       </w:pPr>
       <w:r>
         <w:rPr>
+          <w:rFonts w:ascii="Segoe UI" w:hAnsi="Segoe UI"/>
           <w:color w:val="1E2A40"/>
           <w:sz w:val="20"/>
         </w:rPr>
@@ -639,11 +760,12 @@
     <w:p>
       <w:pPr>
         <w:pStyle w:val="Puntoelenco"/>
-        <w:spacing w:after="20"/>
+        <w:spacing w:after="80"/>
         <w:ind w:left="283" w:hanging="227"/>
       </w:pPr>
       <w:r>
         <w:rPr>
+          <w:rFonts w:ascii="Segoe UI" w:hAnsi="Segoe UI"/>
           <w:color w:val="1E2A40"/>
           <w:sz w:val="20"/>
         </w:rPr>
@@ -653,11 +775,12 @@
     <w:p>
       <w:pPr>
         <w:pStyle w:val="Puntoelenco"/>
-        <w:spacing w:after="20"/>
+        <w:spacing w:after="80"/>
         <w:ind w:left="283" w:hanging="227"/>
       </w:pPr>
       <w:r>
         <w:rPr>
+          <w:rFonts w:ascii="Segoe UI" w:hAnsi="Segoe UI"/>
           <w:color w:val="1E2A40"/>
           <w:sz w:val="20"/>
         </w:rPr>
@@ -667,11 +790,12 @@
     <w:p>
       <w:pPr>
         <w:pStyle w:val="Puntoelenco"/>
-        <w:spacing w:after="20"/>
+        <w:spacing w:after="80"/>
         <w:ind w:left="283" w:hanging="227"/>
       </w:pPr>
       <w:r>
         <w:rPr>
+          <w:rFonts w:ascii="Segoe UI" w:hAnsi="Segoe UI"/>
           <w:color w:val="1E2A40"/>
           <w:sz w:val="20"/>
         </w:rPr>
@@ -680,13 +804,14 @@
     </w:p>
     <w:p>
       <w:pPr>
-        <w:spacing w:before="80" w:after="20"/>
+        <w:spacing w:before="80" w:after="80"/>
       </w:pPr>
       <w:r>
         <w:rPr>
+          <w:rFonts w:ascii="Segoe UI" w:hAnsi="Segoe UI"/>
           <w:b/>
-          <w:color w:val="2E4060"/>
-          <w:sz w:val="20"/>
+          <w:color w:val="0F172A"/>
+          <w:sz w:val="21"/>
         </w:rPr>
         <w:t>Team Leadership &amp; Agile Transformation</w:t>
       </w:r>
@@ -694,11 +819,12 @@
     <w:p>
       <w:pPr>
         <w:pStyle w:val="Puntoelenco"/>
-        <w:spacing w:after="20"/>
+        <w:spacing w:after="80"/>
         <w:ind w:left="283" w:hanging="227"/>
       </w:pPr>
       <w:r>
         <w:rPr>
+          <w:rFonts w:ascii="Segoe UI" w:hAnsi="Segoe UI"/>
           <w:color w:val="1E2A40"/>
           <w:sz w:val="20"/>
         </w:rPr>
@@ -708,11 +834,12 @@
     <w:p>
       <w:pPr>
         <w:pStyle w:val="Puntoelenco"/>
-        <w:spacing w:after="20"/>
+        <w:spacing w:after="80"/>
         <w:ind w:left="283" w:hanging="227"/>
       </w:pPr>
       <w:r>
         <w:rPr>
+          <w:rFonts w:ascii="Segoe UI" w:hAnsi="Segoe UI"/>
           <w:color w:val="1E2A40"/>
           <w:sz w:val="20"/>
         </w:rPr>
@@ -722,11 +849,12 @@
     <w:p>
       <w:pPr>
         <w:pStyle w:val="Puntoelenco"/>
-        <w:spacing w:after="20"/>
+        <w:spacing w:after="80"/>
         <w:ind w:left="283" w:hanging="227"/>
       </w:pPr>
       <w:r>
         <w:rPr>
+          <w:rFonts w:ascii="Segoe UI" w:hAnsi="Segoe UI"/>
           <w:color w:val="1E2A40"/>
           <w:sz w:val="20"/>
         </w:rPr>
@@ -736,11 +864,12 @@
     <w:p>
       <w:pPr>
         <w:pStyle w:val="Puntoelenco"/>
-        <w:spacing w:after="20"/>
+        <w:spacing w:after="80"/>
         <w:ind w:left="283" w:hanging="227"/>
       </w:pPr>
       <w:r>
         <w:rPr>
+          <w:rFonts w:ascii="Segoe UI" w:hAnsi="Segoe UI"/>
           <w:color w:val="1E2A40"/>
           <w:sz w:val="20"/>
         </w:rPr>
@@ -749,13 +878,14 @@
     </w:p>
     <w:p>
       <w:pPr>
-        <w:spacing w:before="80" w:after="20"/>
+        <w:spacing w:before="80" w:after="80"/>
       </w:pPr>
       <w:r>
         <w:rPr>
+          <w:rFonts w:ascii="Segoe UI" w:hAnsi="Segoe UI"/>
           <w:b/>
-          <w:color w:val="2E4060"/>
-          <w:sz w:val="20"/>
+          <w:color w:val="0F172A"/>
+          <w:sz w:val="21"/>
         </w:rPr>
         <w:t>Architecture &amp; Technical Governance</w:t>
       </w:r>
@@ -763,11 +893,12 @@
     <w:p>
       <w:pPr>
         <w:pStyle w:val="Puntoelenco"/>
-        <w:spacing w:after="20"/>
+        <w:spacing w:after="80"/>
         <w:ind w:left="283" w:hanging="227"/>
       </w:pPr>
       <w:r>
         <w:rPr>
+          <w:rFonts w:ascii="Segoe UI" w:hAnsi="Segoe UI"/>
           <w:color w:val="1E2A40"/>
           <w:sz w:val="20"/>
         </w:rPr>
@@ -777,11 +908,12 @@
     <w:p>
       <w:pPr>
         <w:pStyle w:val="Puntoelenco"/>
-        <w:spacing w:after="20"/>
+        <w:spacing w:after="80"/>
         <w:ind w:left="283" w:hanging="227"/>
       </w:pPr>
       <w:r>
         <w:rPr>
+          <w:rFonts w:ascii="Segoe UI" w:hAnsi="Segoe UI"/>
           <w:color w:val="1E2A40"/>
           <w:sz w:val="20"/>
         </w:rPr>
@@ -791,11 +923,12 @@
     <w:p>
       <w:pPr>
         <w:pStyle w:val="Puntoelenco"/>
-        <w:spacing w:after="20"/>
+        <w:spacing w:after="80"/>
         <w:ind w:left="283" w:hanging="227"/>
       </w:pPr>
       <w:r>
         <w:rPr>
+          <w:rFonts w:ascii="Segoe UI" w:hAnsi="Segoe UI"/>
           <w:color w:val="1E2A40"/>
           <w:sz w:val="20"/>
         </w:rPr>
@@ -804,13 +937,14 @@
     </w:p>
     <w:p>
       <w:pPr>
-        <w:spacing w:before="80" w:after="20"/>
+        <w:spacing w:before="80" w:after="80"/>
       </w:pPr>
       <w:r>
         <w:rPr>
+          <w:rFonts w:ascii="Segoe UI" w:hAnsi="Segoe UI"/>
           <w:b/>
-          <w:color w:val="2E4060"/>
-          <w:sz w:val="20"/>
+          <w:color w:val="0F172A"/>
+          <w:sz w:val="21"/>
         </w:rPr>
         <w:t>Crisis Management</w:t>
       </w:r>
@@ -818,11 +952,12 @@
     <w:p>
       <w:pPr>
         <w:pStyle w:val="Puntoelenco"/>
-        <w:spacing w:after="20"/>
+        <w:spacing w:after="80"/>
         <w:ind w:left="283" w:hanging="227"/>
       </w:pPr>
       <w:r>
         <w:rPr>
+          <w:rFonts w:ascii="Segoe UI" w:hAnsi="Segoe UI"/>
           <w:color w:val="1E2A40"/>
           <w:sz w:val="20"/>
         </w:rPr>
@@ -831,17 +966,19 @@
     </w:p>
     <w:p>
       <w:pPr>
-        <w:spacing w:before="120" w:after="0"/>
+        <w:spacing w:before="120" w:after="80"/>
       </w:pPr>
       <w:r>
         <w:rPr>
+          <w:rFonts w:ascii="Segoe UI" w:hAnsi="Segoe UI"/>
           <w:b/>
-          <w:color w:val="1E2A40"/>
+          <w:color w:val="0F172A"/>
         </w:rPr>
         <w:t>Aruba S.p.A. (via SCAI Tecno)</w:t>
       </w:r>
       <w:r>
         <w:rPr>
+          <w:rFonts w:ascii="Segoe UI" w:hAnsi="Segoe UI"/>
           <w:i/>
           <w:color w:val="555555"/>
           <w:sz w:val="20"/>
@@ -851,23 +988,25 @@
     </w:p>
     <w:p>
       <w:pPr>
-        <w:spacing w:after="0"/>
+        <w:spacing w:after="80"/>
       </w:pPr>
       <w:r>
         <w:rPr>
+          <w:rFonts w:ascii="Segoe UI" w:hAnsi="Segoe UI"/>
           <w:b/>
-          <w:color w:val="2E4060"/>
-          <w:sz w:val="20"/>
+          <w:color w:val="0F172A"/>
+          <w:sz w:val="21"/>
         </w:rPr>
         <w:t>Engineering Manager / Tech Lead</w:t>
       </w:r>
     </w:p>
     <w:p>
       <w:pPr>
-        <w:spacing w:after="0"/>
+        <w:spacing w:after="80"/>
       </w:pPr>
       <w:r>
         <w:rPr>
+          <w:rFonts w:ascii="Segoe UI" w:hAnsi="Segoe UI"/>
           <w:i/>
           <w:color w:val="666666"/>
           <w:sz w:val="20"/>
@@ -877,13 +1016,14 @@
     </w:p>
     <w:p>
       <w:pPr>
-        <w:spacing w:before="20" w:after="40"/>
+        <w:spacing w:before="20" w:after="80"/>
       </w:pPr>
       <w:r>
         <w:rPr>
+          <w:rFonts w:ascii="Segoe UI" w:hAnsi="Segoe UI"/>
           <w:i/>
           <w:color w:val="555555"/>
-          <w:sz w:val="19"/>
+          <w:sz w:val="20"/>
         </w:rPr>
         <w:t>C# .NET 6/8  ·  Python  ·  Kafka  ·  MongoDB  ·  Redis  ·  SQL Server  ·  Kubernetes  ·  GitHub Actions  ·  LLM CI/CD Tools  ·  Microservices</w:t>
       </w:r>
@@ -891,11 +1031,12 @@
     <w:p>
       <w:pPr>
         <w:pStyle w:val="Puntoelenco"/>
-        <w:spacing w:after="20"/>
+        <w:spacing w:after="80"/>
         <w:ind w:left="283" w:hanging="227"/>
       </w:pPr>
       <w:r>
         <w:rPr>
+          <w:rFonts w:ascii="Segoe UI" w:hAnsi="Segoe UI"/>
           <w:color w:val="1E2A40"/>
           <w:sz w:val="20"/>
         </w:rPr>
@@ -905,11 +1046,12 @@
     <w:p>
       <w:pPr>
         <w:pStyle w:val="Puntoelenco"/>
-        <w:spacing w:after="20"/>
+        <w:spacing w:after="80"/>
         <w:ind w:left="283" w:hanging="227"/>
       </w:pPr>
       <w:r>
         <w:rPr>
+          <w:rFonts w:ascii="Segoe UI" w:hAnsi="Segoe UI"/>
           <w:color w:val="1E2A40"/>
           <w:sz w:val="20"/>
         </w:rPr>
@@ -919,11 +1061,12 @@
     <w:p>
       <w:pPr>
         <w:pStyle w:val="Puntoelenco"/>
-        <w:spacing w:after="20"/>
+        <w:spacing w:after="80"/>
         <w:ind w:left="283" w:hanging="227"/>
       </w:pPr>
       <w:r>
         <w:rPr>
+          <w:rFonts w:ascii="Segoe UI" w:hAnsi="Segoe UI"/>
           <w:color w:val="1E2A40"/>
           <w:sz w:val="20"/>
         </w:rPr>
@@ -933,11 +1076,12 @@
     <w:p>
       <w:pPr>
         <w:pStyle w:val="Puntoelenco"/>
-        <w:spacing w:after="20"/>
+        <w:spacing w:after="80"/>
         <w:ind w:left="283" w:hanging="227"/>
       </w:pPr>
       <w:r>
         <w:rPr>
+          <w:rFonts w:ascii="Segoe UI" w:hAnsi="Segoe UI"/>
           <w:color w:val="1E2A40"/>
           <w:sz w:val="20"/>
         </w:rPr>
@@ -947,11 +1091,12 @@
     <w:p>
       <w:pPr>
         <w:pStyle w:val="Puntoelenco"/>
-        <w:spacing w:after="20"/>
+        <w:spacing w:after="80"/>
         <w:ind w:left="283" w:hanging="227"/>
       </w:pPr>
       <w:r>
         <w:rPr>
+          <w:rFonts w:ascii="Segoe UI" w:hAnsi="Segoe UI"/>
           <w:color w:val="1E2A40"/>
           <w:sz w:val="20"/>
         </w:rPr>
@@ -960,17 +1105,19 @@
     </w:p>
     <w:p>
       <w:pPr>
-        <w:spacing w:before="120" w:after="0"/>
+        <w:spacing w:before="120" w:after="80"/>
       </w:pPr>
       <w:r>
         <w:rPr>
+          <w:rFonts w:ascii="Segoe UI" w:hAnsi="Segoe UI"/>
           <w:b/>
-          <w:color w:val="1E2A40"/>
+          <w:color w:val="0F172A"/>
         </w:rPr>
         <w:t>Toscano Immobiliare</w:t>
       </w:r>
       <w:r>
         <w:rPr>
+          <w:rFonts w:ascii="Segoe UI" w:hAnsi="Segoe UI"/>
           <w:i/>
           <w:color w:val="555555"/>
           <w:sz w:val="20"/>
@@ -980,23 +1127,25 @@
     </w:p>
     <w:p>
       <w:pPr>
-        <w:spacing w:after="0"/>
+        <w:spacing w:after="80"/>
       </w:pPr>
       <w:r>
         <w:rPr>
+          <w:rFonts w:ascii="Segoe UI" w:hAnsi="Segoe UI"/>
           <w:b/>
-          <w:color w:val="2E4060"/>
-          <w:sz w:val="20"/>
+          <w:color w:val="0F172A"/>
+          <w:sz w:val="21"/>
         </w:rPr>
         <w:t>Technical Leader / Cloud Architect / Full-Stack Developer</w:t>
       </w:r>
     </w:p>
     <w:p>
       <w:pPr>
-        <w:spacing w:after="0"/>
+        <w:spacing w:after="80"/>
       </w:pPr>
       <w:r>
         <w:rPr>
+          <w:rFonts w:ascii="Segoe UI" w:hAnsi="Segoe UI"/>
           <w:i/>
           <w:color w:val="666666"/>
           <w:sz w:val="20"/>
@@ -1006,13 +1155,14 @@
     </w:p>
     <w:p>
       <w:pPr>
-        <w:spacing w:before="20" w:after="40"/>
+        <w:spacing w:before="20" w:after="80"/>
       </w:pPr>
       <w:r>
         <w:rPr>
+          <w:rFonts w:ascii="Segoe UI" w:hAnsi="Segoe UI"/>
           <w:i/>
           <w:color w:val="555555"/>
-          <w:sz w:val="19"/>
+          <w:sz w:val="20"/>
         </w:rPr>
         <w:t>C# .NET Core→.NET 7  ·  ASP.NET Core APIs  ·  Blazor  ·  .NET MAUI  ·  Angular 8→15  ·  Ionic Angular  ·  Python  ·  scikit-learn  ·  Azure Cognitive Svcs  ·  Azure ML  ·  GPT-3 API  ·  Azure AKS  ·  Azure Functions  ·  SQL Server  ·  Azure DevOps</w:t>
       </w:r>
@@ -1020,11 +1170,12 @@
     <w:p>
       <w:pPr>
         <w:pStyle w:val="Puntoelenco"/>
-        <w:spacing w:after="20"/>
+        <w:spacing w:after="80"/>
         <w:ind w:left="283" w:hanging="227"/>
       </w:pPr>
       <w:r>
         <w:rPr>
+          <w:rFonts w:ascii="Segoe UI" w:hAnsi="Segoe UI"/>
           <w:color w:val="1E2A40"/>
           <w:sz w:val="20"/>
         </w:rPr>
@@ -1034,11 +1185,12 @@
     <w:p>
       <w:pPr>
         <w:pStyle w:val="Puntoelenco"/>
-        <w:spacing w:after="20"/>
+        <w:spacing w:after="80"/>
         <w:ind w:left="283" w:hanging="227"/>
       </w:pPr>
       <w:r>
         <w:rPr>
+          <w:rFonts w:ascii="Segoe UI" w:hAnsi="Segoe UI"/>
           <w:color w:val="1E2A40"/>
           <w:sz w:val="20"/>
         </w:rPr>
@@ -1048,11 +1200,12 @@
     <w:p>
       <w:pPr>
         <w:pStyle w:val="Puntoelenco"/>
-        <w:spacing w:after="20"/>
+        <w:spacing w:after="80"/>
         <w:ind w:left="283" w:hanging="227"/>
       </w:pPr>
       <w:r>
         <w:rPr>
+          <w:rFonts w:ascii="Segoe UI" w:hAnsi="Segoe UI"/>
           <w:color w:val="1E2A40"/>
           <w:sz w:val="20"/>
         </w:rPr>
@@ -1062,11 +1215,12 @@
     <w:p>
       <w:pPr>
         <w:pStyle w:val="Puntoelenco"/>
-        <w:spacing w:after="20"/>
+        <w:spacing w:after="80"/>
         <w:ind w:left="283" w:hanging="227"/>
       </w:pPr>
       <w:r>
         <w:rPr>
+          <w:rFonts w:ascii="Segoe UI" w:hAnsi="Segoe UI"/>
           <w:color w:val="1E2A40"/>
           <w:sz w:val="20"/>
         </w:rPr>
@@ -1076,11 +1230,12 @@
     <w:p>
       <w:pPr>
         <w:pStyle w:val="Puntoelenco"/>
-        <w:spacing w:after="20"/>
+        <w:spacing w:after="80"/>
         <w:ind w:left="283" w:hanging="227"/>
       </w:pPr>
       <w:r>
         <w:rPr>
+          <w:rFonts w:ascii="Segoe UI" w:hAnsi="Segoe UI"/>
           <w:color w:val="1E2A40"/>
           <w:sz w:val="20"/>
         </w:rPr>
@@ -1089,17 +1244,19 @@
     </w:p>
     <w:p>
       <w:pPr>
-        <w:spacing w:before="120" w:after="0"/>
+        <w:spacing w:before="120" w:after="80"/>
       </w:pPr>
       <w:r>
         <w:rPr>
+          <w:rFonts w:ascii="Segoe UI" w:hAnsi="Segoe UI"/>
           <w:b/>
-          <w:color w:val="1E2A40"/>
+          <w:color w:val="0F172A"/>
         </w:rPr>
         <w:t>Boken  (Startup — founder)</w:t>
       </w:r>
       <w:r>
         <w:rPr>
+          <w:rFonts w:ascii="Segoe UI" w:hAnsi="Segoe UI"/>
           <w:i/>
           <w:color w:val="555555"/>
           <w:sz w:val="20"/>
@@ -1109,26 +1266,28 @@
     </w:p>
     <w:p>
       <w:pPr>
-        <w:spacing w:after="0"/>
+        <w:spacing w:after="80"/>
       </w:pPr>
       <w:r>
         <w:rPr>
+          <w:rFonts w:ascii="Segoe UI" w:hAnsi="Segoe UI"/>
           <w:b/>
-          <w:color w:val="2E4060"/>
-          <w:sz w:val="20"/>
+          <w:color w:val="0F172A"/>
+          <w:sz w:val="21"/>
         </w:rPr>
         <w:t>CEO / Software Architect / Lead Developer</w:t>
       </w:r>
     </w:p>
     <w:p>
       <w:pPr>
-        <w:spacing w:before="20" w:after="40"/>
+        <w:spacing w:before="20" w:after="80"/>
       </w:pPr>
       <w:r>
         <w:rPr>
+          <w:rFonts w:ascii="Segoe UI" w:hAnsi="Segoe UI"/>
           <w:i/>
           <w:color w:val="555555"/>
-          <w:sz w:val="19"/>
+          <w:sz w:val="20"/>
         </w:rPr>
         <w:t>C# .NET MVC  ·  Angular/AngularJS  ·  JavaScript/PHP  ·  Ionic  ·  iOS (Obj-C/Swift)  ·  Android  ·  SQL Server</w:t>
       </w:r>
@@ -1136,11 +1295,12 @@
     <w:p>
       <w:pPr>
         <w:pStyle w:val="Puntoelenco"/>
-        <w:spacing w:after="20"/>
+        <w:spacing w:after="80"/>
         <w:ind w:left="283" w:hanging="227"/>
       </w:pPr>
       <w:r>
         <w:rPr>
+          <w:rFonts w:ascii="Segoe UI" w:hAnsi="Segoe UI"/>
           <w:color w:val="1E2A40"/>
           <w:sz w:val="20"/>
         </w:rPr>
@@ -1150,11 +1310,12 @@
     <w:p>
       <w:pPr>
         <w:pStyle w:val="Puntoelenco"/>
-        <w:spacing w:after="20"/>
+        <w:spacing w:after="80"/>
         <w:ind w:left="283" w:hanging="227"/>
       </w:pPr>
       <w:r>
         <w:rPr>
+          <w:rFonts w:ascii="Segoe UI" w:hAnsi="Segoe UI"/>
           <w:color w:val="1E2A40"/>
           <w:sz w:val="20"/>
         </w:rPr>
@@ -1164,11 +1325,12 @@
     <w:p>
       <w:pPr>
         <w:pStyle w:val="Puntoelenco"/>
-        <w:spacing w:after="20"/>
+        <w:spacing w:after="80"/>
         <w:ind w:left="283" w:hanging="227"/>
       </w:pPr>
       <w:r>
         <w:rPr>
+          <w:rFonts w:ascii="Segoe UI" w:hAnsi="Segoe UI"/>
           <w:color w:val="1E2A40"/>
           <w:sz w:val="20"/>
         </w:rPr>
@@ -1177,17 +1339,19 @@
     </w:p>
     <w:p>
       <w:pPr>
-        <w:spacing w:before="120" w:after="0"/>
+        <w:spacing w:before="120" w:after="80"/>
       </w:pPr>
       <w:r>
         <w:rPr>
+          <w:rFonts w:ascii="Segoe UI" w:hAnsi="Segoe UI"/>
           <w:b/>
-          <w:color w:val="1E2A40"/>
+          <w:color w:val="0F172A"/>
         </w:rPr>
         <w:t>Volkswagen Bank / Easyflysoft</w:t>
       </w:r>
       <w:r>
         <w:rPr>
+          <w:rFonts w:ascii="Segoe UI" w:hAnsi="Segoe UI"/>
           <w:i/>
           <w:color w:val="555555"/>
           <w:sz w:val="20"/>
@@ -1197,26 +1361,28 @@
     </w:p>
     <w:p>
       <w:pPr>
-        <w:spacing w:after="0"/>
+        <w:spacing w:after="80"/>
       </w:pPr>
       <w:r>
         <w:rPr>
+          <w:rFonts w:ascii="Segoe UI" w:hAnsi="Segoe UI"/>
           <w:b/>
-          <w:color w:val="2E4060"/>
-          <w:sz w:val="20"/>
+          <w:color w:val="0F172A"/>
+          <w:sz w:val="21"/>
         </w:rPr>
         <w:t>Senior Software Engineer / Team Lead</w:t>
       </w:r>
     </w:p>
     <w:p>
       <w:pPr>
-        <w:spacing w:before="20" w:after="40"/>
+        <w:spacing w:before="20" w:after="80"/>
       </w:pPr>
       <w:r>
         <w:rPr>
+          <w:rFonts w:ascii="Segoe UI" w:hAnsi="Segoe UI"/>
           <w:i/>
           <w:color w:val="555555"/>
-          <w:sz w:val="19"/>
+          <w:sz w:val="20"/>
         </w:rPr>
         <w:t>C# .NET  ·  AS400 Integration  ·  SQL Server</w:t>
       </w:r>
@@ -1224,11 +1390,12 @@
     <w:p>
       <w:pPr>
         <w:pStyle w:val="Puntoelenco"/>
-        <w:spacing w:after="20"/>
+        <w:spacing w:after="80"/>
         <w:ind w:left="283" w:hanging="227"/>
       </w:pPr>
       <w:r>
         <w:rPr>
+          <w:rFonts w:ascii="Segoe UI" w:hAnsi="Segoe UI"/>
           <w:color w:val="1E2A40"/>
           <w:sz w:val="20"/>
         </w:rPr>
@@ -1238,11 +1405,12 @@
     <w:p>
       <w:pPr>
         <w:pStyle w:val="Puntoelenco"/>
-        <w:spacing w:after="20"/>
+        <w:spacing w:after="80"/>
         <w:ind w:left="283" w:hanging="227"/>
       </w:pPr>
       <w:r>
         <w:rPr>
+          <w:rFonts w:ascii="Segoe UI" w:hAnsi="Segoe UI"/>
           <w:color w:val="1E2A40"/>
           <w:sz w:val="20"/>
         </w:rPr>
@@ -1251,17 +1419,19 @@
     </w:p>
     <w:p>
       <w:pPr>
-        <w:spacing w:before="120" w:after="0"/>
+        <w:spacing w:before="120" w:after="80"/>
       </w:pPr>
       <w:r>
         <w:rPr>
+          <w:rFonts w:ascii="Segoe UI" w:hAnsi="Segoe UI"/>
           <w:b/>
-          <w:color w:val="1E2A40"/>
+          <w:color w:val="0F172A"/>
         </w:rPr>
         <w:t>BPSOFT</w:t>
       </w:r>
       <w:r>
         <w:rPr>
+          <w:rFonts w:ascii="Segoe UI" w:hAnsi="Segoe UI"/>
           <w:i/>
           <w:color w:val="555555"/>
           <w:sz w:val="20"/>
@@ -1271,26 +1441,28 @@
     </w:p>
     <w:p>
       <w:pPr>
-        <w:spacing w:after="0"/>
+        <w:spacing w:after="80"/>
       </w:pPr>
       <w:r>
         <w:rPr>
+          <w:rFonts w:ascii="Segoe UI" w:hAnsi="Segoe UI"/>
           <w:b/>
-          <w:color w:val="2E4060"/>
-          <w:sz w:val="20"/>
+          <w:color w:val="0F172A"/>
+          <w:sz w:val="21"/>
         </w:rPr>
         <w:t>Mobile Developer</w:t>
       </w:r>
     </w:p>
     <w:p>
       <w:pPr>
-        <w:spacing w:before="20" w:after="40"/>
+        <w:spacing w:before="20" w:after="80"/>
       </w:pPr>
       <w:r>
         <w:rPr>
+          <w:rFonts w:ascii="Segoe UI" w:hAnsi="Segoe UI"/>
           <w:i/>
           <w:color w:val="555555"/>
-          <w:sz w:val="19"/>
+          <w:sz w:val="20"/>
         </w:rPr>
         <w:t>Objective-C  ·  Swift  ·  PHP</w:t>
       </w:r>
@@ -1298,11 +1470,12 @@
     <w:p>
       <w:pPr>
         <w:pStyle w:val="Puntoelenco"/>
-        <w:spacing w:after="20"/>
+        <w:spacing w:after="80"/>
         <w:ind w:left="283" w:hanging="227"/>
       </w:pPr>
       <w:r>
         <w:rPr>
+          <w:rFonts w:ascii="Segoe UI" w:hAnsi="Segoe UI"/>
           <w:color w:val="1E2A40"/>
           <w:sz w:val="20"/>
         </w:rPr>
@@ -1311,18 +1484,20 @@
     </w:p>
     <w:p>
       <w:pPr>
-        <w:spacing w:before="120" w:after="40"/>
+        <w:spacing w:before="120" w:after="80"/>
       </w:pPr>
       <w:r>
         <w:rPr>
+          <w:rFonts w:ascii="Segoe UI" w:hAnsi="Segoe UI"/>
           <w:b/>
-          <w:color w:val="1E2A40"/>
-          <w:sz w:val="20"/>
+          <w:color w:val="0F172A"/>
+          <w:sz w:val="21"/>
         </w:rPr>
         <w:t xml:space="preserve">Earlier roles (2005–2010): </w:t>
       </w:r>
       <w:r>
         <w:rPr>
+          <w:rFonts w:ascii="Segoe UI" w:hAnsi="Segoe UI"/>
           <w:color w:val="1E2A40"/>
           <w:sz w:val="20"/>
         </w:rPr>
@@ -1334,12 +1509,13 @@
         <w:pBdr>
           <w:bottom w:val="single" w:sz="8" w:space="2" w:color="1659C5"/>
         </w:pBdr>
-        <w:spacing w:before="200" w:after="40"/>
+        <w:spacing w:before="200" w:after="80"/>
       </w:pPr>
       <w:r>
         <w:rPr>
+          <w:rFonts w:ascii="Segoe UI" w:hAnsi="Segoe UI"/>
           <w:b/>
-          <w:color w:val="1659C5"/>
+          <w:color w:val="0F172A"/>
         </w:rPr>
         <w:t>CORE COMPETENCIES</w:t>
       </w:r>
@@ -1348,6 +1524,14 @@
       <w:tblPr>
         <w:tblW w:w="0" w:type="auto"/>
         <w:tblLook w:val="04A0" w:firstRow="1" w:lastRow="0" w:firstColumn="1" w:lastColumn="0" w:noHBand="0" w:noVBand="1"/>
+        <w:tblBorders>
+          <w:top w:val="none" w:sz="0" w:space="0" w:color="auto"/>
+          <w:left w:val="none" w:sz="0" w:space="0" w:color="auto"/>
+          <w:bottom w:val="none" w:sz="0" w:space="0" w:color="auto"/>
+          <w:right w:val="none" w:sz="0" w:space="0" w:color="auto"/>
+          <w:insideH w:val="none" w:sz="0" w:space="0" w:color="auto"/>
+          <w:insideV w:val="none" w:sz="0" w:space="0" w:color="auto"/>
+        </w:tblBorders>
       </w:tblPr>
       <w:tblGrid>
         <w:gridCol w:w="5100"/>
@@ -1357,16 +1541,18 @@
         <w:tc>
           <w:tcPr>
             <w:tcW w:w="5100" w:type="dxa"/>
-            <w:shd w:val="clear" w:color="auto" w:fill="F0F4FF"/>
+            <w:shd w:fill="0F172A" w:val="clear"/>
           </w:tcPr>
           <w:p>
             <w:pPr>
-              <w:spacing w:before="40" w:after="40"/>
+              <w:spacing w:before="120" w:after="120"/>
+              <w:jc w:val="center"/>
             </w:pPr>
             <w:r>
               <w:rPr>
+                <w:rFonts w:ascii="Segoe UI" w:hAnsi="Segoe UI"/>
                 <w:b/>
-                <w:color w:val="1659C5"/>
+                <w:color w:val="FFFFFF"/>
                 <w:sz w:val="18"/>
               </w:rPr>
               <w:t>AI / LLM Engineering</w:t>
@@ -1376,15 +1562,16 @@
         <w:tc>
           <w:tcPr>
             <w:tcW w:w="5100" w:type="dxa"/>
-            <w:shd w:val="clear" w:color="auto" w:fill="F0F4FF"/>
+            <w:shd w:fill="F1F5F9" w:val="clear"/>
           </w:tcPr>
           <w:p>
             <w:pPr>
-              <w:spacing w:before="40" w:after="40"/>
+              <w:spacing w:before="80" w:after="80"/>
             </w:pPr>
             <w:r>
               <w:rPr>
-                <w:color w:val="1E2A40"/>
+                <w:rFonts w:ascii="Segoe UI" w:hAnsi="Segoe UI"/>
+                <w:color w:val="334155"/>
                 <w:sz w:val="18"/>
               </w:rPr>
               <w:t>Claude (Opus/Sonnet/Haiku) · AWS Bedrock · Anthropic SDK · Multi-Agent Orchestration · Prompt Engineering · LLM CI/CD Integration · RAG · Python AI</w:t>
@@ -1396,15 +1583,18 @@
         <w:tc>
           <w:tcPr>
             <w:tcW w:w="5100" w:type="dxa"/>
+            <w:shd w:fill="0F172A" w:val="clear"/>
           </w:tcPr>
           <w:p>
             <w:pPr>
-              <w:spacing w:before="40" w:after="40"/>
+              <w:spacing w:before="120" w:after="120"/>
+              <w:jc w:val="center"/>
             </w:pPr>
             <w:r>
               <w:rPr>
+                <w:rFonts w:ascii="Segoe UI" w:hAnsi="Segoe UI"/>
                 <w:b/>
-                <w:color w:val="1659C5"/>
+                <w:color w:val="FFFFFF"/>
                 <w:sz w:val="18"/>
               </w:rPr>
               <w:t>Languages &amp; Ecosystems</w:t>
@@ -1414,14 +1604,16 @@
         <w:tc>
           <w:tcPr>
             <w:tcW w:w="5100" w:type="dxa"/>
+            <w:shd w:fill="F1F5F9" w:val="clear"/>
           </w:tcPr>
           <w:p>
             <w:pPr>
-              <w:spacing w:before="40" w:after="40"/>
+              <w:spacing w:before="80" w:after="80"/>
             </w:pPr>
             <w:r>
               <w:rPr>
-                <w:color w:val="1E2A40"/>
+                <w:rFonts w:ascii="Segoe UI" w:hAnsi="Segoe UI"/>
+                <w:color w:val="334155"/>
                 <w:sz w:val="18"/>
               </w:rPr>
               <w:t>C# .NET 8/Core (20 yrs) · Python (7 yrs) · TypeScript/JavaScript (15 yrs) · Java 21 Spring Boot (4 yrs) · Swift/Obj-C · PHP · VB.NET</w:t>
@@ -1433,16 +1625,18 @@
         <w:tc>
           <w:tcPr>
             <w:tcW w:w="5100" w:type="dxa"/>
-            <w:shd w:val="clear" w:color="auto" w:fill="F0F4FF"/>
+            <w:shd w:fill="0F172A" w:val="clear"/>
           </w:tcPr>
           <w:p>
             <w:pPr>
-              <w:spacing w:before="40" w:after="40"/>
+              <w:spacing w:before="120" w:after="120"/>
+              <w:jc w:val="center"/>
             </w:pPr>
             <w:r>
               <w:rPr>
+                <w:rFonts w:ascii="Segoe UI" w:hAnsi="Segoe UI"/>
                 <w:b/>
-                <w:color w:val="1659C5"/>
+                <w:color w:val="FFFFFF"/>
                 <w:sz w:val="18"/>
               </w:rPr>
               <w:t>Frontend / Mobile</w:t>
@@ -1452,15 +1646,16 @@
         <w:tc>
           <w:tcPr>
             <w:tcW w:w="5100" w:type="dxa"/>
-            <w:shd w:val="clear" w:color="auto" w:fill="F0F4FF"/>
+            <w:shd w:fill="F1F5F9" w:val="clear"/>
           </w:tcPr>
           <w:p>
             <w:pPr>
-              <w:spacing w:before="40" w:after="40"/>
+              <w:spacing w:before="80" w:after="80"/>
             </w:pPr>
             <w:r>
               <w:rPr>
-                <w:color w:val="1E2A40"/>
+                <w:rFonts w:ascii="Segoe UI" w:hAnsi="Segoe UI"/>
+                <w:color w:val="334155"/>
                 <w:sz w:val="18"/>
               </w:rPr>
               <w:t>Angular 17+ · Ionic Angular · Blazor · .NET MAUI · React · RxJS/NgRx · TypeScript · SCSS/HTML5</w:t>
@@ -1472,15 +1667,18 @@
         <w:tc>
           <w:tcPr>
             <w:tcW w:w="5100" w:type="dxa"/>
+            <w:shd w:fill="0F172A" w:val="clear"/>
           </w:tcPr>
           <w:p>
             <w:pPr>
-              <w:spacing w:before="40" w:after="40"/>
+              <w:spacing w:before="120" w:after="120"/>
+              <w:jc w:val="center"/>
             </w:pPr>
             <w:r>
               <w:rPr>
+                <w:rFonts w:ascii="Segoe UI" w:hAnsi="Segoe UI"/>
                 <w:b/>
-                <w:color w:val="1659C5"/>
+                <w:color w:val="FFFFFF"/>
                 <w:sz w:val="18"/>
               </w:rPr>
               <w:t>Leadership &amp; Methodology</w:t>
@@ -1490,14 +1688,16 @@
         <w:tc>
           <w:tcPr>
             <w:tcW w:w="5100" w:type="dxa"/>
+            <w:shd w:fill="F1F5F9" w:val="clear"/>
           </w:tcPr>
           <w:p>
             <w:pPr>
-              <w:spacing w:before="40" w:after="40"/>
+              <w:spacing w:before="80" w:after="80"/>
             </w:pPr>
             <w:r>
               <w:rPr>
-                <w:color w:val="1E2A40"/>
+                <w:rFonts w:ascii="Segoe UI" w:hAnsi="Segoe UI"/>
+                <w:color w:val="334155"/>
                 <w:sz w:val="18"/>
               </w:rPr>
               <w:t>Agile/Scrum/Kanban · Team Building &amp; Mentoring · NLP Coaching · Psychological Safety · Velocity &amp; KPI Tracking · Jira · Confluence · Magic Estimation</w:t>
@@ -1509,16 +1709,18 @@
         <w:tc>
           <w:tcPr>
             <w:tcW w:w="5100" w:type="dxa"/>
-            <w:shd w:val="clear" w:color="auto" w:fill="F0F4FF"/>
+            <w:shd w:fill="0F172A" w:val="clear"/>
           </w:tcPr>
           <w:p>
             <w:pPr>
-              <w:spacing w:before="40" w:after="40"/>
+              <w:spacing w:before="120" w:after="120"/>
+              <w:jc w:val="center"/>
             </w:pPr>
             <w:r>
               <w:rPr>
+                <w:rFonts w:ascii="Segoe UI" w:hAnsi="Segoe UI"/>
                 <w:b/>
-                <w:color w:val="1659C5"/>
+                <w:color w:val="FFFFFF"/>
                 <w:sz w:val="18"/>
               </w:rPr>
               <w:t>Architecture &amp; Patterns</w:t>
@@ -1528,15 +1730,16 @@
         <w:tc>
           <w:tcPr>
             <w:tcW w:w="5100" w:type="dxa"/>
-            <w:shd w:val="clear" w:color="auto" w:fill="F0F4FF"/>
+            <w:shd w:fill="F1F5F9" w:val="clear"/>
           </w:tcPr>
           <w:p>
             <w:pPr>
-              <w:spacing w:before="40" w:after="40"/>
+              <w:spacing w:before="80" w:after="80"/>
             </w:pPr>
             <w:r>
               <w:rPr>
-                <w:color w:val="1E2A40"/>
+                <w:rFonts w:ascii="Segoe UI" w:hAnsi="Segoe UI"/>
+                <w:color w:val="334155"/>
                 <w:sz w:val="18"/>
               </w:rPr>
               <w:t>Microservices · DDD · Clean/Onion Architecture · SCS · CQRS · Event Sourcing · gRPC · REST/OpenAPI 3.x · ADR · SOLID · Result/Mediator Pattern</w:t>
@@ -1548,15 +1751,18 @@
         <w:tc>
           <w:tcPr>
             <w:tcW w:w="5100" w:type="dxa"/>
+            <w:shd w:fill="0F172A" w:val="clear"/>
           </w:tcPr>
           <w:p>
             <w:pPr>
-              <w:spacing w:before="40" w:after="40"/>
+              <w:spacing w:before="120" w:after="120"/>
+              <w:jc w:val="center"/>
             </w:pPr>
             <w:r>
               <w:rPr>
+                <w:rFonts w:ascii="Segoe UI" w:hAnsi="Segoe UI"/>
                 <w:b/>
-                <w:color w:val="1659C5"/>
+                <w:color w:val="FFFFFF"/>
                 <w:sz w:val="18"/>
               </w:rPr>
               <w:t>Cloud &amp; DevOps</w:t>
@@ -1566,14 +1772,16 @@
         <w:tc>
           <w:tcPr>
             <w:tcW w:w="5100" w:type="dxa"/>
+            <w:shd w:fill="F1F5F9" w:val="clear"/>
           </w:tcPr>
           <w:p>
             <w:pPr>
-              <w:spacing w:before="40" w:after="40"/>
+              <w:spacing w:before="80" w:after="80"/>
             </w:pPr>
             <w:r>
               <w:rPr>
-                <w:color w:val="1E2A40"/>
+                <w:rFonts w:ascii="Segoe UI" w:hAnsi="Segoe UI"/>
+                <w:color w:val="334155"/>
                 <w:sz w:val="18"/>
               </w:rPr>
               <w:t>Azure (AKS, PaaS, Functions, Key Vault, Service Bus) · AWS Bedrock · Kubernetes · Docker · GitHub Actions · GitLab CI · Azure DevOps · Terraform</w:t>
@@ -1585,16 +1793,18 @@
         <w:tc>
           <w:tcPr>
             <w:tcW w:w="5100" w:type="dxa"/>
-            <w:shd w:val="clear" w:color="auto" w:fill="F0F4FF"/>
+            <w:shd w:fill="0F172A" w:val="clear"/>
           </w:tcPr>
           <w:p>
             <w:pPr>
-              <w:spacing w:before="40" w:after="40"/>
+              <w:spacing w:before="120" w:after="120"/>
+              <w:jc w:val="center"/>
             </w:pPr>
             <w:r>
               <w:rPr>
+                <w:rFonts w:ascii="Segoe UI" w:hAnsi="Segoe UI"/>
                 <w:b/>
-                <w:color w:val="1659C5"/>
+                <w:color w:val="FFFFFF"/>
                 <w:sz w:val="18"/>
               </w:rPr>
               <w:t>Observability &amp; Resilience</w:t>
@@ -1604,15 +1814,16 @@
         <w:tc>
           <w:tcPr>
             <w:tcW w:w="5100" w:type="dxa"/>
-            <w:shd w:val="clear" w:color="auto" w:fill="F0F4FF"/>
+            <w:shd w:fill="F1F5F9" w:val="clear"/>
           </w:tcPr>
           <w:p>
             <w:pPr>
-              <w:spacing w:before="40" w:after="40"/>
+              <w:spacing w:before="80" w:after="80"/>
             </w:pPr>
             <w:r>
               <w:rPr>
-                <w:color w:val="1E2A40"/>
+                <w:rFonts w:ascii="Segoe UI" w:hAnsi="Segoe UI"/>
+                <w:color w:val="334155"/>
                 <w:sz w:val="18"/>
               </w:rPr>
               <w:t>OpenTelemetry · Prometheus · Grafana · Polly (Circuit Breaker, Retry, Bulkhead) · Structured JSON Logging · Health/Readiness Probes · SLI/SLO/SLA</w:t>
@@ -1624,15 +1835,18 @@
         <w:tc>
           <w:tcPr>
             <w:tcW w:w="5100" w:type="dxa"/>
+            <w:shd w:fill="0F172A" w:val="clear"/>
           </w:tcPr>
           <w:p>
             <w:pPr>
-              <w:spacing w:before="40" w:after="40"/>
+              <w:spacing w:before="120" w:after="120"/>
+              <w:jc w:val="center"/>
             </w:pPr>
             <w:r>
               <w:rPr>
+                <w:rFonts w:ascii="Segoe UI" w:hAnsi="Segoe UI"/>
                 <w:b/>
-                <w:color w:val="1659C5"/>
+                <w:color w:val="FFFFFF"/>
                 <w:sz w:val="18"/>
               </w:rPr>
               <w:t>Security &amp; Compliance</w:t>
@@ -1642,14 +1856,16 @@
         <w:tc>
           <w:tcPr>
             <w:tcW w:w="5100" w:type="dxa"/>
+            <w:shd w:fill="F1F5F9" w:val="clear"/>
           </w:tcPr>
           <w:p>
             <w:pPr>
-              <w:spacing w:before="40" w:after="40"/>
+              <w:spacing w:before="80" w:after="80"/>
             </w:pPr>
             <w:r>
               <w:rPr>
-                <w:color w:val="1E2A40"/>
+                <w:rFonts w:ascii="Segoe UI" w:hAnsi="Segoe UI"/>
+                <w:color w:val="334155"/>
                 <w:sz w:val="18"/>
               </w:rPr>
               <w:t>OWASP Top 10 · GDPR · Fiscal/SIAE Compliance · PCI DSS · OAuth2/OIDC · JWT · SAST · Secret Management · Azure AD / Identity Server</w:t>
@@ -1661,16 +1877,18 @@
         <w:tc>
           <w:tcPr>
             <w:tcW w:w="5100" w:type="dxa"/>
-            <w:shd w:val="clear" w:color="auto" w:fill="F0F4FF"/>
+            <w:shd w:fill="0F172A" w:val="clear"/>
           </w:tcPr>
           <w:p>
             <w:pPr>
-              <w:spacing w:before="40" w:after="40"/>
+              <w:spacing w:before="120" w:after="120"/>
+              <w:jc w:val="center"/>
             </w:pPr>
             <w:r>
               <w:rPr>
+                <w:rFonts w:ascii="Segoe UI" w:hAnsi="Segoe UI"/>
                 <w:b/>
-                <w:color w:val="1659C5"/>
+                <w:color w:val="FFFFFF"/>
                 <w:sz w:val="18"/>
               </w:rPr>
               <w:t>Databases</w:t>
@@ -1680,15 +1898,16 @@
         <w:tc>
           <w:tcPr>
             <w:tcW w:w="5100" w:type="dxa"/>
-            <w:shd w:val="clear" w:color="auto" w:fill="F0F4FF"/>
+            <w:shd w:fill="F1F5F9" w:val="clear"/>
           </w:tcPr>
           <w:p>
             <w:pPr>
-              <w:spacing w:before="40" w:after="40"/>
+              <w:spacing w:before="80" w:after="80"/>
             </w:pPr>
             <w:r>
               <w:rPr>
-                <w:color w:val="1E2A40"/>
+                <w:rFonts w:ascii="Segoe UI" w:hAnsi="Segoe UI"/>
+                <w:color w:val="334155"/>
                 <w:sz w:val="18"/>
               </w:rPr>
               <w:t>MS SQL Server (15 yrs) · Oracle/PL-SQL (10 yrs) · MongoDB · Cosmos DB · MySQL · Redis</w:t>
@@ -1699,7 +1918,7 @@
     </w:tbl>
     <w:p>
       <w:pPr>
-        <w:spacing w:before="40" w:after="0"/>
+        <w:spacing w:before="40" w:after="80"/>
       </w:pPr>
     </w:p>
     <w:p>
@@ -1707,31 +1926,34 @@
         <w:pBdr>
           <w:bottom w:val="single" w:sz="8" w:space="2" w:color="1659C5"/>
         </w:pBdr>
-        <w:spacing w:before="200" w:after="40"/>
+        <w:spacing w:before="200" w:after="80"/>
       </w:pPr>
       <w:r>
         <w:rPr>
+          <w:rFonts w:ascii="Segoe UI" w:hAnsi="Segoe UI"/>
           <w:b/>
-          <w:color w:val="1659C5"/>
+          <w:color w:val="0F172A"/>
         </w:rPr>
         <w:t>EDUCATION &amp; CERTIFICATIONS</w:t>
       </w:r>
     </w:p>
     <w:p>
       <w:pPr>
-        <w:spacing w:before="20" w:after="20"/>
+        <w:spacing w:before="20" w:after="80"/>
         <w:ind w:left="170"/>
       </w:pPr>
       <w:r>
         <w:rPr>
+          <w:rFonts w:ascii="Segoe UI" w:hAnsi="Segoe UI"/>
           <w:b/>
-          <w:color w:val="1659C5"/>
-          <w:sz w:val="19"/>
+          <w:color w:val="0F172A"/>
+          <w:sz w:val="21"/>
         </w:rPr>
         <w:t xml:space="preserve">▸  </w:t>
       </w:r>
       <w:r>
         <w:rPr>
+          <w:rFonts w:ascii="Segoe UI" w:hAnsi="Segoe UI"/>
           <w:color w:val="1E2A40"/>
           <w:sz w:val="20"/>
         </w:rPr>
@@ -1740,19 +1962,21 @@
     </w:p>
     <w:p>
       <w:pPr>
-        <w:spacing w:before="20" w:after="20"/>
+        <w:spacing w:before="20" w:after="80"/>
         <w:ind w:left="170"/>
       </w:pPr>
       <w:r>
         <w:rPr>
+          <w:rFonts w:ascii="Segoe UI" w:hAnsi="Segoe UI"/>
           <w:b/>
-          <w:color w:val="1659C5"/>
-          <w:sz w:val="19"/>
+          <w:color w:val="0F172A"/>
+          <w:sz w:val="21"/>
         </w:rPr>
         <w:t xml:space="preserve">▸  </w:t>
       </w:r>
       <w:r>
         <w:rPr>
+          <w:rFonts w:ascii="Segoe UI" w:hAnsi="Segoe UI"/>
           <w:color w:val="1E2A40"/>
           <w:sz w:val="20"/>
         </w:rPr>
@@ -1761,19 +1985,21 @@
     </w:p>
     <w:p>
       <w:pPr>
-        <w:spacing w:before="20" w:after="20"/>
+        <w:spacing w:before="20" w:after="80"/>
         <w:ind w:left="170"/>
       </w:pPr>
       <w:r>
         <w:rPr>
+          <w:rFonts w:ascii="Segoe UI" w:hAnsi="Segoe UI"/>
           <w:b/>
-          <w:color w:val="1659C5"/>
-          <w:sz w:val="19"/>
+          <w:color w:val="0F172A"/>
+          <w:sz w:val="21"/>
         </w:rPr>
         <w:t xml:space="preserve">▸  </w:t>
       </w:r>
       <w:r>
         <w:rPr>
+          <w:rFonts w:ascii="Segoe UI" w:hAnsi="Segoe UI"/>
           <w:color w:val="1E2A40"/>
           <w:sz w:val="20"/>
         </w:rPr>
@@ -1782,19 +2008,21 @@
     </w:p>
     <w:p>
       <w:pPr>
-        <w:spacing w:before="20" w:after="20"/>
+        <w:spacing w:before="20" w:after="80"/>
         <w:ind w:left="170"/>
       </w:pPr>
       <w:r>
         <w:rPr>
+          <w:rFonts w:ascii="Segoe UI" w:hAnsi="Segoe UI"/>
           <w:b/>
-          <w:color w:val="1659C5"/>
-          <w:sz w:val="19"/>
+          <w:color w:val="0F172A"/>
+          <w:sz w:val="21"/>
         </w:rPr>
         <w:t xml:space="preserve">▸  </w:t>
       </w:r>
       <w:r>
         <w:rPr>
+          <w:rFonts w:ascii="Segoe UI" w:hAnsi="Segoe UI"/>
           <w:color w:val="1E2A40"/>
           <w:sz w:val="20"/>
         </w:rPr>
@@ -1803,19 +2031,21 @@
     </w:p>
     <w:p>
       <w:pPr>
-        <w:spacing w:before="20" w:after="20"/>
+        <w:spacing w:before="20" w:after="80"/>
         <w:ind w:left="170"/>
       </w:pPr>
       <w:r>
         <w:rPr>
+          <w:rFonts w:ascii="Segoe UI" w:hAnsi="Segoe UI"/>
           <w:b/>
-          <w:color w:val="1659C5"/>
-          <w:sz w:val="19"/>
+          <w:color w:val="0F172A"/>
+          <w:sz w:val="21"/>
         </w:rPr>
         <w:t xml:space="preserve">▸  </w:t>
       </w:r>
       <w:r>
         <w:rPr>
+          <w:rFonts w:ascii="Segoe UI" w:hAnsi="Segoe UI"/>
           <w:color w:val="1E2A40"/>
           <w:sz w:val="20"/>
         </w:rPr>
@@ -1827,30 +2057,33 @@
         <w:pBdr>
           <w:bottom w:val="single" w:sz="8" w:space="2" w:color="1659C5"/>
         </w:pBdr>
-        <w:spacing w:before="200" w:after="40"/>
+        <w:spacing w:before="200" w:after="80"/>
       </w:pPr>
       <w:r>
         <w:rPr>
+          <w:rFonts w:ascii="Segoe UI" w:hAnsi="Segoe UI"/>
           <w:b/>
-          <w:color w:val="1659C5"/>
+          <w:color w:val="0F172A"/>
         </w:rPr>
         <w:t>LANGUAGES</w:t>
       </w:r>
     </w:p>
     <w:p>
       <w:pPr>
-        <w:spacing w:before="40" w:after="40"/>
+        <w:spacing w:before="40" w:after="80"/>
       </w:pPr>
       <w:r>
         <w:rPr>
+          <w:rFonts w:ascii="Segoe UI" w:hAnsi="Segoe UI"/>
           <w:b/>
-          <w:color w:val="1E2A40"/>
-          <w:sz w:val="20"/>
+          <w:color w:val="0F172A"/>
+          <w:sz w:val="21"/>
         </w:rPr>
         <w:t>Italian: Native</w:t>
       </w:r>
       <w:r>
         <w:rPr>
+          <w:rFonts w:ascii="Segoe UI" w:hAnsi="Segoe UI"/>
           <w:color w:val="1E2A40"/>
           <w:sz w:val="20"/>
         </w:rPr>
@@ -1862,39 +2095,43 @@
         <w:pBdr>
           <w:bottom w:val="single" w:sz="8" w:space="2" w:color="1659C5"/>
         </w:pBdr>
-        <w:spacing w:before="200" w:after="40"/>
+        <w:spacing w:before="200" w:after="80"/>
       </w:pPr>
       <w:r>
         <w:rPr>
+          <w:rFonts w:ascii="Segoe UI" w:hAnsi="Segoe UI"/>
           <w:b/>
-          <w:color w:val="1659C5"/>
+          <w:color w:val="0F172A"/>
         </w:rPr>
         <w:t>UNIQUE DIFFERENTIATORS</w:t>
       </w:r>
     </w:p>
     <w:p>
       <w:pPr>
-        <w:spacing w:before="40" w:after="20"/>
+        <w:spacing w:before="40" w:after="80"/>
         <w:ind w:left="170"/>
       </w:pPr>
       <w:r>
         <w:rPr>
+          <w:rFonts w:ascii="Segoe UI" w:hAnsi="Segoe UI"/>
           <w:b/>
-          <w:color w:val="1659C5"/>
-          <w:sz w:val="20"/>
+          <w:color w:val="0F172A"/>
+          <w:sz w:val="21"/>
         </w:rPr>
         <w:t xml:space="preserve">✦  </w:t>
       </w:r>
       <w:r>
         <w:rPr>
+          <w:rFonts w:ascii="Segoe UI" w:hAnsi="Segoe UI"/>
           <w:b/>
-          <w:color w:val="1E2A40"/>
-          <w:sz w:val="20"/>
+          <w:color w:val="0F172A"/>
+          <w:sz w:val="21"/>
         </w:rPr>
         <w:t xml:space="preserve">Developer-First Team Leader: </w:t>
       </w:r>
       <w:r>
         <w:rPr>
+          <w:rFonts w:ascii="Segoe UI" w:hAnsi="Segoe UI"/>
           <w:color w:val="1E2A40"/>
           <w:sz w:val="20"/>
         </w:rPr>
@@ -1903,27 +2140,30 @@
     </w:p>
     <w:p>
       <w:pPr>
-        <w:spacing w:before="40" w:after="20"/>
+        <w:spacing w:before="40" w:after="80"/>
         <w:ind w:left="170"/>
       </w:pPr>
       <w:r>
         <w:rPr>
+          <w:rFonts w:ascii="Segoe UI" w:hAnsi="Segoe UI"/>
           <w:b/>
-          <w:color w:val="1659C5"/>
-          <w:sz w:val="20"/>
+          <w:color w:val="0F172A"/>
+          <w:sz w:val="21"/>
         </w:rPr>
         <w:t xml:space="preserve">✦  </w:t>
       </w:r>
       <w:r>
         <w:rPr>
+          <w:rFonts w:ascii="Segoe UI" w:hAnsi="Segoe UI"/>
           <w:b/>
-          <w:color w:val="1E2A40"/>
-          <w:sz w:val="20"/>
+          <w:color w:val="0F172A"/>
+          <w:sz w:val="21"/>
         </w:rPr>
         <w:t xml:space="preserve">AI Native — Builder, Not User: </w:t>
       </w:r>
       <w:r>
         <w:rPr>
+          <w:rFonts w:ascii="Segoe UI" w:hAnsi="Segoe UI"/>
           <w:color w:val="1E2A40"/>
           <w:sz w:val="20"/>
         </w:rPr>
@@ -1932,27 +2172,30 @@
     </w:p>
     <w:p>
       <w:pPr>
-        <w:spacing w:before="40" w:after="20"/>
+        <w:spacing w:before="40" w:after="80"/>
         <w:ind w:left="170"/>
       </w:pPr>
       <w:r>
         <w:rPr>
+          <w:rFonts w:ascii="Segoe UI" w:hAnsi="Segoe UI"/>
           <w:b/>
-          <w:color w:val="1659C5"/>
-          <w:sz w:val="20"/>
+          <w:color w:val="0F172A"/>
+          <w:sz w:val="21"/>
         </w:rPr>
         <w:t xml:space="preserve">✦  </w:t>
       </w:r>
       <w:r>
         <w:rPr>
+          <w:rFonts w:ascii="Segoe UI" w:hAnsi="Segoe UI"/>
           <w:b/>
-          <w:color w:val="1E2A40"/>
-          <w:sz w:val="20"/>
+          <w:color w:val="0F172A"/>
+          <w:sz w:val="21"/>
         </w:rPr>
         <w:t xml:space="preserve">Human-Centered Leader: </w:t>
       </w:r>
       <w:r>
         <w:rPr>
+          <w:rFonts w:ascii="Segoe UI" w:hAnsi="Segoe UI"/>
           <w:color w:val="1E2A40"/>
           <w:sz w:val="20"/>
         </w:rPr>
@@ -1961,27 +2204,30 @@
     </w:p>
     <w:p>
       <w:pPr>
-        <w:spacing w:before="40" w:after="20"/>
+        <w:spacing w:before="40" w:after="80"/>
         <w:ind w:left="170"/>
       </w:pPr>
       <w:r>
         <w:rPr>
+          <w:rFonts w:ascii="Segoe UI" w:hAnsi="Segoe UI"/>
           <w:b/>
-          <w:color w:val="1659C5"/>
-          <w:sz w:val="20"/>
+          <w:color w:val="0F172A"/>
+          <w:sz w:val="21"/>
         </w:rPr>
         <w:t xml:space="preserve">✦  </w:t>
       </w:r>
       <w:r>
         <w:rPr>
+          <w:rFonts w:ascii="Segoe UI" w:hAnsi="Segoe UI"/>
           <w:b/>
-          <w:color w:val="1E2A40"/>
-          <w:sz w:val="20"/>
+          <w:color w:val="0F172A"/>
+          <w:sz w:val="21"/>
         </w:rPr>
         <w:t xml:space="preserve">Full-Stack Range: </w:t>
       </w:r>
       <w:r>
         <w:rPr>
+          <w:rFonts w:ascii="Segoe UI" w:hAnsi="Segoe UI"/>
           <w:color w:val="1E2A40"/>
           <w:sz w:val="20"/>
         </w:rPr>
@@ -1990,27 +2236,30 @@
     </w:p>
     <w:p>
       <w:pPr>
-        <w:spacing w:before="40" w:after="20"/>
+        <w:spacing w:before="40" w:after="80"/>
         <w:ind w:left="170"/>
       </w:pPr>
       <w:r>
         <w:rPr>
+          <w:rFonts w:ascii="Segoe UI" w:hAnsi="Segoe UI"/>
           <w:b/>
-          <w:color w:val="1659C5"/>
-          <w:sz w:val="20"/>
+          <w:color w:val="0F172A"/>
+          <w:sz w:val="21"/>
         </w:rPr>
         <w:t xml:space="preserve">✦  </w:t>
       </w:r>
       <w:r>
         <w:rPr>
+          <w:rFonts w:ascii="Segoe UI" w:hAnsi="Segoe UI"/>
           <w:b/>
-          <w:color w:val="1E2A40"/>
-          <w:sz w:val="20"/>
+          <w:color w:val="0F172A"/>
+          <w:sz w:val="21"/>
         </w:rPr>
         <w:t xml:space="preserve">Business Acumen: </w:t>
       </w:r>
       <w:r>
         <w:rPr>
+          <w:rFonts w:ascii="Segoe UI" w:hAnsi="Segoe UI"/>
           <w:color w:val="1E2A40"/>
           <w:sz w:val="20"/>
         </w:rPr>
@@ -2019,30 +2268,61 @@
     </w:p>
     <w:p>
       <w:pPr>
-        <w:spacing w:before="120" w:after="0"/>
+        <w:spacing w:before="120" w:after="80"/>
         <w:jc w:val="center"/>
       </w:pPr>
       <w:r>
         <w:rPr>
+          <w:rFonts w:ascii="Segoe UI" w:hAnsi="Segoe UI"/>
           <w:i/>
           <w:color w:val="555555"/>
-          <w:sz w:val="19"/>
+          <w:sz w:val="20"/>
         </w:rPr>
         <w:t>EU work authorization  ·  Theater &amp; guitar enthusiast  ·  Active tech community contributor</w:t>
       </w:r>
     </w:p>
     <w:p>
       <w:pPr>
-        <w:jc w:val="center"/>
+        <w:spacing w:before="320"/>
       </w:pPr>
       <w:r>
         <w:rPr>
-          <w:rFonts w:ascii="Inter" w:hAnsi="Inter"/>
-          <w:i/>
+          <w:color w:val="DDD6FE"/>
+          <w:sz w:val="12"/>
+        </w:rPr>
+        <w:t>________________________________________________________________________________</w:t>
+      </w:r>
+    </w:p>
+    <w:p>
+      <w:pPr>
+        <w:spacing w:before="160" w:after="80"/>
+        <w:jc w:val="center"/>
+      </w:pPr>
+      <w:r>
+        <w:rPr>
+          <w:rFonts w:ascii="Segoe UI" w:hAnsi="Segoe UI"/>
+          <w:b/>
+          <w:color w:val="6D28D9"/>
+          <w:sz w:val="18"/>
+        </w:rPr>
+        <w:t>108 Vision</w:t>
+      </w:r>
+      <w:r>
+        <w:rPr>
+          <w:rFonts w:ascii="Segoe UI" w:hAnsi="Segoe UI"/>
           <w:color w:val="64748B"/>
           <w:sz w:val="17"/>
         </w:rPr>
-        <w:t>108 Vision  |  www.108vision.it  |  info@108vision.it  |  www.108vision.it/profilo/team-leader</w:t>
+        <w:t xml:space="preserve">  |  www.108vision.it  |  info@108vision.it  |  </w:t>
+      </w:r>
+      <w:r>
+        <w:rPr>
+          <w:rFonts w:ascii="Segoe UI" w:hAnsi="Segoe UI"/>
+          <w:i/>
+          <w:color w:val="6D28D9"/>
+          <w:sz w:val="17"/>
+        </w:rPr>
+        <w:t>www.108vision.it/profilo/team-leader</w:t>
       </w:r>
     </w:p>
     <w:sectPr>
